--- a/01_Current_Deliverables/docs/20260903_BOM报价审核/BOM报价审核工具_需求确认书_v1.4_20260909.docx
+++ b/01_Current_Deliverables/docs/20260903_BOM报价审核/BOM报价审核工具_需求确认书_v1.4_20260909.docx
@@ -303,7 +303,7 @@
           <w:color w:val="404040"/>
           <w:sz w:val="20"/>
         </w:rPr>
-        <w:t>（至 V2.548，2026-09-09）；本文把已敲定口径固化为</w:t>
+        <w:t>（至 V2.562，2026-09-11；本文 09-15 同步 §2.5.3 动作条重排）；本文把已敲定口径固化为</w:t>
       </w:r>
       <w:r>
         <w:rPr>
@@ -676,7 +676,7 @@
                 <w:b/>
                 <w:sz w:val="18"/>
               </w:rPr>
-              <w:t>已上线 V2.548</w:t>
+              <w:t>已上线 V2.562</w:t>
             </w:r>
             <w:r>
               <w:rPr>
@@ -3544,14 +3544,14 @@
           <w:b/>
           <w:sz w:val="21"/>
         </w:rPr>
-        <w:t>采购核算表详情动作条</w:t>
-      </w:r>
-      <w:r>
-        <w:rPr>
-          <w:rFonts w:ascii="Calibri" w:hAnsi="Calibri" w:eastAsia="微软雅黑"/>
-          <w:sz w:val="21"/>
-        </w:rPr>
-        <w:t>（V2.463，业务方定序）：‹返回上一级（灰）· ⤓导出采购核算表▾（灰，含 原版/重排版/</w:t>
+        <w:t>采购核算表详情：标题区 + 动作条（按审核状态变）</w:t>
+      </w:r>
+      <w:r>
+        <w:rPr>
+          <w:rFonts w:ascii="Calibri" w:hAnsi="Calibri" w:eastAsia="微软雅黑"/>
+          <w:sz w:val="21"/>
+        </w:rPr>
+        <w:t xml:space="preserve">（V2.463 定序 → </w:t>
       </w:r>
       <w:r>
         <w:rPr>
@@ -3559,14 +3559,135 @@
           <w:b/>
           <w:sz w:val="21"/>
         </w:rPr>
-        <w:t>财务版+脱敏版 zip</w:t>
-      </w:r>
-      <w:r>
-        <w:rPr>
-          <w:rFonts w:ascii="Calibri" w:hAnsi="Calibri" w:eastAsia="微软雅黑"/>
-          <w:sz w:val="21"/>
-        </w:rPr>
-        <w:t>/版本对比）· ⌦申请作废（琥珀边）· ✎修改价税费（蓝边）· ⚑审核归档（绿实心；已归档后为 改定性(蓝边)+撤销归档(琥珀边)）· ⌦作废终审（琥珀实心，财务BP）· 🗑删除（红实心，仅主管理员）。灰＝看，蓝＝改，琥珀＝可逆/待批，绿＝主流程，红＝不可逆。</w:t>
+        <w:t>V2.562 重排</w:t>
+      </w:r>
+      <w:r>
+        <w:rPr>
+          <w:rFonts w:ascii="Calibri" w:hAnsi="Calibri" w:eastAsia="微软雅黑"/>
+          <w:sz w:val="21"/>
+        </w:rPr>
+        <w:t>，业务方要「保留结构、压说明、按审核状态整理入口」，2026-09-11）：</w:t>
+      </w:r>
+    </w:p>
+    <w:p>
+      <w:pPr>
+        <w:pStyle w:val="ListBullet"/>
+        <w:spacing w:before="0" w:after="40" w:line="276" w:lineRule="auto"/>
+      </w:pPr>
+      <w:r>
+        <w:rPr>
+          <w:rFonts w:ascii="Calibri" w:hAnsi="Calibri" w:eastAsia="微软雅黑"/>
+          <w:b/>
+          <w:sz w:val="21"/>
+        </w:rPr>
+        <w:t>标题区</w:t>
+      </w:r>
+      <w:r>
+        <w:rPr>
+          <w:rFonts w:ascii="Calibri" w:hAnsi="Calibri" w:eastAsia="微软雅黑"/>
+          <w:sz w:val="21"/>
+        </w:rPr>
+        <w:t>直接显 产品名 · CP码 · 物料类别 · 状态标签（</w:t>
+      </w:r>
+      <w:r>
+        <w:rPr>
+          <w:rFonts w:ascii="Calibri" w:hAnsi="Calibri" w:eastAsia="微软雅黑"/>
+          <w:b/>
+          <w:sz w:val="21"/>
+        </w:rPr>
+        <w:t>复核中 / 审核通过</w:t>
+      </w:r>
+      <w:r>
+        <w:rPr>
+          <w:rFonts w:ascii="Calibri" w:hAnsi="Calibri" w:eastAsia="微软雅黑"/>
+          <w:sz w:val="21"/>
+        </w:rPr>
+        <w:t>）· 同组产品下拉切换；来源说明行删除；其下为落盘状态行（§2.9）。</w:t>
+      </w:r>
+    </w:p>
+    <w:p>
+      <w:pPr>
+        <w:pStyle w:val="ListBullet"/>
+        <w:spacing w:before="0" w:after="40" w:line="276" w:lineRule="auto"/>
+      </w:pPr>
+      <w:r>
+        <w:rPr>
+          <w:rFonts w:ascii="Calibri" w:hAnsi="Calibri" w:eastAsia="微软雅黑"/>
+          <w:b/>
+          <w:sz w:val="21"/>
+        </w:rPr>
+        <w:t>复核中</w:t>
+      </w:r>
+      <w:r>
+        <w:rPr>
+          <w:rFonts w:ascii="Calibri" w:hAnsi="Calibri" w:eastAsia="微软雅黑"/>
+          <w:sz w:val="21"/>
+        </w:rPr>
+        <w:t xml:space="preserve">：更新源表▾（更新研发 BOM 表 / 更新采购核算表，旧版留痕；处理页仍有「⟳ 重连钉钉替换」）· 修改价税费（蓝边，进入编辑态后为 保存并留痕 / 取消）· </w:t>
+      </w:r>
+      <w:r>
+        <w:rPr>
+          <w:rFonts w:ascii="Calibri" w:hAnsi="Calibri" w:eastAsia="微软雅黑"/>
+          <w:b/>
+          <w:sz w:val="21"/>
+        </w:rPr>
+        <w:t>审核通过</w:t>
+      </w:r>
+      <w:r>
+        <w:rPr>
+          <w:rFonts w:ascii="Calibri" w:hAnsi="Calibri" w:eastAsia="微软雅黑"/>
+          <w:sz w:val="21"/>
+        </w:rPr>
+        <w:t>（绿实心，③④确认后才可点；弹窗内完成物料类别定性 + 报价结论 + 换码承接 A/B/C，即原「审核归档」）· ···更多（修改物料名称 / 查看变更记录 / 申请作废 / 删除记录·仅主管理员）。</w:t>
+      </w:r>
+    </w:p>
+    <w:p>
+      <w:pPr>
+        <w:pStyle w:val="ListBullet"/>
+        <w:spacing w:before="0" w:after="40" w:line="276" w:lineRule="auto"/>
+      </w:pPr>
+      <w:r>
+        <w:rPr>
+          <w:rFonts w:ascii="Calibri" w:hAnsi="Calibri" w:eastAsia="微软雅黑"/>
+          <w:b/>
+          <w:sz w:val="21"/>
+        </w:rPr>
+        <w:t>审核通过后</w:t>
+      </w:r>
+      <w:r>
+        <w:rPr>
+          <w:rFonts w:ascii="Calibri" w:hAnsi="Calibri" w:eastAsia="微软雅黑"/>
+          <w:sz w:val="21"/>
+        </w:rPr>
+        <w:t>：撤销审核（原「撤销归档」）· 导出核算表（重排版，成品自动带上游链路页）。作废终审（财务BP）在「有待终审的作废申请」横幅处理。</w:t>
+      </w:r>
+    </w:p>
+    <w:p>
+      <w:pPr>
+        <w:pStyle w:val="ListBullet"/>
+        <w:spacing w:before="0" w:after="40" w:line="276" w:lineRule="auto"/>
+      </w:pPr>
+      <w:r>
+        <w:rPr>
+          <w:rFonts w:ascii="Calibri" w:hAnsi="Calibri" w:eastAsia="微软雅黑"/>
+          <w:sz w:val="21"/>
+        </w:rPr>
+        <w:t>原版附件 / 版本对比 / 财务版+脱敏版 zip 不再挂动作条：两版由</w:t>
+      </w:r>
+      <w:r>
+        <w:rPr>
+          <w:rFonts w:ascii="Calibri" w:hAnsi="Calibri" w:eastAsia="微软雅黑"/>
+          <w:b/>
+          <w:sz w:val="21"/>
+        </w:rPr>
+        <w:t>初审即落公盘</w:t>
+      </w:r>
+      <w:r>
+        <w:rPr>
+          <w:rFonts w:ascii="Calibri" w:hAnsi="Calibri" w:eastAsia="微软雅黑"/>
+          <w:sz w:val="21"/>
+        </w:rPr>
+        <w:t>自动出（§2.9），版本对比从台账进。明细只显成本含税、统一两位小数；原料/包材分组标题只留名称。配色原则不变：灰＝看，蓝＝改，绿＝主流程，红＝不可逆。</w:t>
       </w:r>
     </w:p>
     <w:p>
@@ -4268,7 +4389,7 @@
           <w:rFonts w:ascii="Calibri" w:hAnsi="Calibri" w:eastAsia="微软雅黑"/>
           <w:sz w:val="21"/>
         </w:rPr>
-        <w:t xml:space="preserve">（业务方定 2026-09-08，V2.524/525）：成本会计初审通过那一刻（含补录定稿）自动出两份落服务器 outbox </w:t>
+        <w:t xml:space="preserve">（业务方定 2026-09-08，V2.524/525；命名更新 V2.552）：成本会计初审通过那一刻（含补录定稿）自动出两份落服务器 outbox </w:t>
       </w:r>
       <w:r>
         <w:rPr>
@@ -4276,14 +4397,14 @@
           <w:color w:val="1F4E79"/>
           <w:sz w:val="20"/>
         </w:rPr>
-        <w:t>年/月/（财务版｜脱敏版）CP码 产品名 审核日期.xlsx</w:t>
-      </w:r>
-      <w:r>
-        <w:rPr>
-          <w:rFonts w:ascii="Calibri" w:hAnsi="Calibri" w:eastAsia="微软雅黑"/>
-          <w:sz w:val="21"/>
-        </w:rPr>
-        <w:t>（带上游链路页）；</w:t>
+        <w:t>年/月/（财务版｜脱敏版）CP码 产品名 YYYYMMDD HH：mm.xlsx</w:t>
+      </w:r>
+      <w:r>
+        <w:rPr>
+          <w:rFonts w:ascii="Calibri" w:hAnsi="Calibri" w:eastAsia="微软雅黑"/>
+          <w:sz w:val="21"/>
+        </w:rPr>
+        <w:t>（带上游链路页，分钟为全角冒号）；</w:t>
       </w:r>
       <w:r>
         <w:rPr>
@@ -9168,7 +9289,7 @@
           <w:color w:val="1F3A5F"/>
           <w:sz w:val="28"/>
         </w:rPr>
-        <w:t>13. 落地状态（截至 2026-09-09）</w:t>
+        <w:t>13. 落地状态（截至 2026-09-15）</w:t>
       </w:r>
     </w:p>
     <w:p>
@@ -9188,14 +9309,14 @@
           <w:b/>
           <w:sz w:val="21"/>
         </w:rPr>
-        <w:t>V2.548</w:t>
-      </w:r>
-      <w:r>
-        <w:rPr>
-          <w:rFonts w:ascii="Calibri" w:hAnsi="Calibri" w:eastAsia="微软雅黑"/>
-          <w:sz w:val="21"/>
-        </w:rPr>
-        <w:t>。2026-09-07~09 迭代 V2.507→V2.548（财务复核槽、手动指认上游/改产品名、只成品落盘、物料分类五色、BP 全量+终审 banner）。</w:t>
+        <w:t>V2.562</w:t>
+      </w:r>
+      <w:r>
+        <w:rPr>
+          <w:rFonts w:ascii="Calibri" w:hAnsi="Calibri" w:eastAsia="微软雅黑"/>
+          <w:sz w:val="21"/>
+        </w:rPr>
+        <w:t>（BOM 线最新；09-11 详情页精简与动作条重排，见 §2.5.3）。2026-09-07~11 迭代 V2.507→V2.562（财务复核槽、手动指认上游/改产品名、只成品落盘、物料分类五色、BP 全量+终审 banner、详情页动作条重排）；09-12~15 BOM 线无改动。</w:t>
       </w:r>
       <w:r>
         <w:rPr>
@@ -9901,7 +10022,22 @@
                 <w:rFonts w:ascii="Calibri" w:hAnsi="Calibri" w:eastAsia="微软雅黑"/>
                 <w:sz w:val="18"/>
               </w:rPr>
-              <w:t>（§10）、Q10 转 PPT 操作指引</w:t>
+              <w:t>（§10）、Q10 转 PPT 操作指引；</w:t>
+            </w:r>
+            <w:r>
+              <w:rPr>
+                <w:rFonts w:ascii="Calibri" w:hAnsi="Calibri" w:eastAsia="微软雅黑"/>
+                <w:b/>
+                <w:sz w:val="18"/>
+              </w:rPr>
+              <w:t>09-15 补：§2.5.3 详情页标题区/动作条同步 V2.562 重排</w:t>
+            </w:r>
+            <w:r>
+              <w:rPr>
+                <w:rFonts w:ascii="Calibri" w:hAnsi="Calibri" w:eastAsia="微软雅黑"/>
+                <w:sz w:val="18"/>
+              </w:rPr>
+              <w:t>（更新源表▾ / 修改价税费 / 审核通过 / ···更多；审核后 撤销审核 / 导出核算表），§0/§13 版本号更新</w:t>
             </w:r>
           </w:p>
         </w:tc>

--- a/01_Current_Deliverables/docs/20260903_BOM报价审核/BOM报价审核工具_需求确认书_v1.4_20260909.docx
+++ b/01_Current_Deliverables/docs/20260903_BOM报价审核/BOM报价审核工具_需求确认书_v1.4_20260909.docx
@@ -4781,6 +4781,280 @@
           <w:sz w:val="21"/>
         </w:rPr>
         <w:t>已用「历史补录」录进来的单不受影响；导入同产品会作为候选弹出让人选留哪个。</w:t>
+      </w:r>
+    </w:p>
+    <w:p>
+      <w:pPr>
+        <w:pStyle w:val="Heading2"/>
+        <w:spacing w:before="120" w:after="80" w:line="276" w:lineRule="auto"/>
+      </w:pPr>
+      <w:r>
+        <w:rPr>
+          <w:rFonts w:ascii="Calibri" w:hAnsi="Calibri" w:eastAsia="微软雅黑"/>
+          <w:b/>
+          <w:color w:val="1F3A5F"/>
+          <w:sz w:val="24"/>
+        </w:rPr>
+        <w:t>2.11 OA 终审同步：在 OA 点同意/退回，工作台自动终审 ✅（业务方定 2026-09-15，V2.584）</w:t>
+      </w:r>
+    </w:p>
+    <w:p>
+      <w:pPr>
+        <w:spacing w:before="0" w:after="120" w:line="276" w:lineRule="auto"/>
+      </w:pPr>
+      <w:r>
+        <w:rPr>
+          <w:rFonts w:ascii="Calibri" w:hAnsi="Calibri" w:eastAsia="微软雅黑"/>
+          <w:sz w:val="21"/>
+        </w:rPr>
+        <w:t>背景：终审通过/退回要在工作台做（决定对外、按产品带原因），OA 财务经理节点还要再点一次——两边各点一次。业务方问「能不能我在流程点了，工作台自动终审」。</w:t>
+      </w:r>
+      <w:r>
+        <w:rPr>
+          <w:rFonts w:ascii="Calibri" w:hAnsi="Calibri" w:eastAsia="微软雅黑"/>
+          <w:b/>
+          <w:sz w:val="21"/>
+        </w:rPr>
+        <w:t>可以，且不踩 §2.9 红线</w:t>
+      </w:r>
+      <w:r>
+        <w:rPr>
+          <w:rFonts w:ascii="Calibri" w:hAnsi="Calibri" w:eastAsia="微软雅黑"/>
+          <w:sz w:val="21"/>
+        </w:rPr>
+        <w:t>：工具只读 OA、不替人点。</w:t>
+      </w:r>
+    </w:p>
+    <w:p>
+      <w:pPr>
+        <w:pStyle w:val="ListBullet"/>
+        <w:spacing w:before="0" w:after="40" w:line="276" w:lineRule="auto"/>
+      </w:pPr>
+      <w:r>
+        <w:rPr>
+          <w:rFonts w:ascii="Calibri" w:hAnsi="Calibri" w:eastAsia="微软雅黑"/>
+          <w:b/>
+          <w:sz w:val="21"/>
+        </w:rPr>
+        <w:t>同步规则</w:t>
+      </w:r>
+      <w:r>
+        <w:rPr>
+          <w:rFonts w:ascii="Calibri" w:hAnsi="Calibri" w:eastAsia="微软雅黑"/>
+          <w:sz w:val="21"/>
+        </w:rPr>
+        <w:t>：台账里已初审、待终审的单，轮询读 OA 财务经理节点（</w:t>
+      </w:r>
+      <w:r>
+        <w:rPr>
+          <w:rFonts w:ascii="Consolas" w:hAnsi="Consolas" w:eastAsia="Consolas"/>
+          <w:color w:val="1F4E79"/>
+          <w:sz w:val="20"/>
+        </w:rPr>
+        <w:t>final_node_ids</w:t>
+      </w:r>
+      <w:r>
+        <w:rPr>
+          <w:rFonts w:ascii="Calibri" w:hAnsi="Calibri" w:eastAsia="微软雅黑"/>
+          <w:sz w:val="21"/>
+        </w:rPr>
+        <w:t xml:space="preserve">，默认 </w:t>
+      </w:r>
+      <w:r>
+        <w:rPr>
+          <w:rFonts w:ascii="Consolas" w:hAnsi="Consolas" w:eastAsia="Consolas"/>
+          <w:color w:val="1F4E79"/>
+          <w:sz w:val="20"/>
+        </w:rPr>
+        <w:t>908e_bfa0</w:t>
+      </w:r>
+      <w:r>
+        <w:rPr>
+          <w:rFonts w:ascii="Calibri" w:hAnsi="Calibri" w:eastAsia="微软雅黑"/>
+          <w:sz w:val="21"/>
+        </w:rPr>
+        <w:t>）最近一次已完成任务——</w:t>
+      </w:r>
+      <w:r>
+        <w:rPr>
+          <w:rFonts w:ascii="Calibri" w:hAnsi="Calibri" w:eastAsia="微软雅黑"/>
+          <w:b/>
+          <w:sz w:val="21"/>
+        </w:rPr>
+        <w:t>同意</w:t>
+      </w:r>
+      <w:r>
+        <w:rPr>
+          <w:rFonts w:ascii="Calibri" w:hAnsi="Calibri" w:eastAsia="微软雅黑"/>
+          <w:sz w:val="21"/>
+        </w:rPr>
+        <w:t xml:space="preserve"> → 已初审且初审时间不晚于 OA 同意时间的产品自动终审通过（</w:t>
+      </w:r>
+      <w:r>
+        <w:rPr>
+          <w:rFonts w:ascii="Consolas" w:hAnsi="Consolas" w:eastAsia="Consolas"/>
+          <w:color w:val="1F4E79"/>
+          <w:sz w:val="20"/>
+        </w:rPr>
+        <w:t>ack.via=OA同意</w:t>
+      </w:r>
+      <w:r>
+        <w:rPr>
+          <w:rFonts w:ascii="Calibri" w:hAnsi="Calibri" w:eastAsia="微软雅黑"/>
+          <w:sz w:val="21"/>
+        </w:rPr>
+        <w:t>）；初审晚于同意时间的、尚未初审的不动，钉钉提醒审批人到工作台终审（同意的是当时那版）。</w:t>
+      </w:r>
+      <w:r>
+        <w:rPr>
+          <w:rFonts w:ascii="Calibri" w:hAnsi="Calibri" w:eastAsia="微软雅黑"/>
+          <w:b/>
+          <w:sz w:val="21"/>
+        </w:rPr>
+        <w:t>拒绝/回退</w:t>
+      </w:r>
+      <w:r>
+        <w:rPr>
+          <w:rFonts w:ascii="Calibri" w:hAnsi="Calibri" w:eastAsia="微软雅黑"/>
+          <w:sz w:val="21"/>
+        </w:rPr>
+        <w:t xml:space="preserve"> → 自动退回：</w:t>
+      </w:r>
+      <w:r>
+        <w:rPr>
+          <w:rFonts w:ascii="Calibri" w:hAnsi="Calibri" w:eastAsia="微软雅黑"/>
+          <w:b/>
+          <w:sz w:val="21"/>
+        </w:rPr>
+        <w:t>备注里写了 CP 码只退那几个产品，没写整单已初审的都退</w:t>
+      </w:r>
+      <w:r>
+        <w:rPr>
+          <w:rFonts w:ascii="Calibri" w:hAnsi="Calibri" w:eastAsia="微软雅黑"/>
+          <w:sz w:val="21"/>
+        </w:rPr>
+        <w:t>，原因＝OA 备注。同一任务只处理一次。</w:t>
+      </w:r>
+    </w:p>
+    <w:p>
+      <w:pPr>
+        <w:pStyle w:val="ListBullet"/>
+        <w:spacing w:before="0" w:after="40" w:line="276" w:lineRule="auto"/>
+      </w:pPr>
+      <w:r>
+        <w:rPr>
+          <w:rFonts w:ascii="Calibri" w:hAnsi="Calibri" w:eastAsia="微软雅黑"/>
+          <w:b/>
+          <w:sz w:val="21"/>
+        </w:rPr>
+        <w:t>终审退回三处提醒</w:t>
+      </w:r>
+      <w:r>
+        <w:rPr>
+          <w:rFonts w:ascii="Calibri" w:hAnsi="Calibri" w:eastAsia="微软雅黑"/>
+          <w:sz w:val="21"/>
+        </w:rPr>
+        <w:t xml:space="preserve">（工作台手点与 OA 同步共用）：退回记 </w:t>
+      </w:r>
+      <w:r>
+        <w:rPr>
+          <w:rFonts w:ascii="Consolas" w:hAnsi="Consolas" w:eastAsia="Consolas"/>
+          <w:color w:val="1F4E79"/>
+          <w:sz w:val="20"/>
+        </w:rPr>
+        <w:t>final_return{by,at,note,via}</w:t>
+      </w:r>
+      <w:r>
+        <w:rPr>
+          <w:rFonts w:ascii="Calibri" w:hAnsi="Calibri" w:eastAsia="微软雅黑"/>
+          <w:sz w:val="21"/>
+        </w:rPr>
+        <w:t>，</w:t>
+      </w:r>
+      <w:r>
+        <w:rPr>
+          <w:rFonts w:ascii="Calibri" w:hAnsi="Calibri" w:eastAsia="微软雅黑"/>
+          <w:b/>
+          <w:sz w:val="21"/>
+        </w:rPr>
+        <w:t>钉钉发初审人</w:t>
+      </w:r>
+      <w:r>
+        <w:rPr>
+          <w:rFonts w:ascii="Calibri" w:hAnsi="Calibri" w:eastAsia="微软雅黑"/>
+          <w:sz w:val="21"/>
+        </w:rPr>
+        <w:t>（产品 + 原因 + 去待办）、待办/处理页标「⟲ 终审退回 N」、详情页顶部横幅（重新初审清空）。⇒ 成本会计不用猜「哪个产品有问题」。</w:t>
+      </w:r>
+    </w:p>
+    <w:p>
+      <w:pPr>
+        <w:pStyle w:val="ListBullet"/>
+        <w:spacing w:before="0" w:after="40" w:line="276" w:lineRule="auto"/>
+      </w:pPr>
+      <w:r>
+        <w:rPr>
+          <w:rFonts w:ascii="Calibri" w:hAnsi="Calibri" w:eastAsia="微软雅黑"/>
+          <w:b/>
+          <w:sz w:val="21"/>
+        </w:rPr>
+        <w:t>OA 退回重到</w:t>
+      </w:r>
+      <w:r>
+        <w:rPr>
+          <w:rFonts w:ascii="Calibri" w:hAnsi="Calibri" w:eastAsia="微软雅黑"/>
+          <w:sz w:val="21"/>
+        </w:rPr>
+        <w:t>（丙案）：同一张单退回后再次停到成本核算节点（节点任务时间变新）→ 不再当「台账已有」跳过：全草稿的组自动重连钉钉替换（附件财务复核优先，§5.2；数字没变不动），含已初审的组不自动重拉、其中已初审产品按终审退回打回并带出 OA 备注，待办标「⟲ OA 退回重到」，成本会计到处理页点「重连钉钉替换」。</w:t>
+      </w:r>
+    </w:p>
+    <w:p>
+      <w:pPr>
+        <w:pStyle w:val="ListBullet"/>
+        <w:spacing w:before="0" w:after="40" w:line="276" w:lineRule="auto"/>
+      </w:pPr>
+      <w:r>
+        <w:rPr>
+          <w:rFonts w:ascii="Calibri" w:hAnsi="Calibri" w:eastAsia="微软雅黑"/>
+          <w:b/>
+          <w:sz w:val="21"/>
+        </w:rPr>
+        <w:t>仍要人做的</w:t>
+      </w:r>
+      <w:r>
+        <w:rPr>
+          <w:rFonts w:ascii="Calibri" w:hAnsi="Calibri" w:eastAsia="微软雅黑"/>
+          <w:sz w:val="21"/>
+        </w:rPr>
+        <w:t>：OA 那一下（同意/回退）本身；成本会计改完重传 OA 表单。⛔ 工具永不替人在 OA 点同意/退回（钉钉也无「回退到节点」接口）。🔲 「回退到上一节点」的钉钉信号待用真实退回单核对一次。</w:t>
+      </w:r>
+    </w:p>
+    <w:p>
+      <w:pPr>
+        <w:pStyle w:val="ListBullet"/>
+        <w:spacing w:before="0" w:after="40" w:line="276" w:lineRule="auto"/>
+      </w:pPr>
+      <w:r>
+        <w:rPr>
+          <w:rFonts w:ascii="Calibri" w:hAnsi="Calibri" w:eastAsia="微软雅黑"/>
+          <w:sz w:val="21"/>
+        </w:rPr>
+        <w:t>如需</w:t>
+      </w:r>
+      <w:r>
+        <w:rPr>
+          <w:rFonts w:ascii="Calibri" w:hAnsi="Calibri" w:eastAsia="微软雅黑"/>
+          <w:b/>
+          <w:sz w:val="21"/>
+        </w:rPr>
+        <w:t>只审一次</w:t>
+      </w:r>
+      <w:r>
+        <w:rPr>
+          <w:rFonts w:ascii="Calibri" w:hAnsi="Calibri" w:eastAsia="微软雅黑"/>
+          <w:sz w:val="21"/>
+        </w:rPr>
+        <w:t>，路径是撤掉 OA 财务经理节点（Q14 第一步，吴总拍）；本节让两次点击不再重复劳动。</w:t>
       </w:r>
     </w:p>
     <w:p>
@@ -10037,7 +10311,22 @@
                 <w:rFonts w:ascii="Calibri" w:hAnsi="Calibri" w:eastAsia="微软雅黑"/>
                 <w:sz w:val="18"/>
               </w:rPr>
-              <w:t>（更新源表▾ / 修改价税费 / 审核通过 / ···更多；审核后 撤销审核 / 导出核算表），§0/§13 版本号更新</w:t>
+              <w:t>（更新源表▾ / 修改价税费 / 审核通过 / ···更多；审核后 撤销审核 / 导出核算表），§0/§13 版本号更新；</w:t>
+            </w:r>
+            <w:r>
+              <w:rPr>
+                <w:rFonts w:ascii="Calibri" w:hAnsi="Calibri" w:eastAsia="微软雅黑"/>
+                <w:b/>
+                <w:sz w:val="18"/>
+              </w:rPr>
+              <w:t>09-15 新增 §2.11 OA 终审同步（在 OA 点同意/退回→工作台自动终审、备注写 CP 只退指定产品）+ 终审退回三处提醒（钉钉发初审人/待办标/详情横幅）+ OA 退回重到丙案</w:t>
+            </w:r>
+            <w:r>
+              <w:rPr>
+                <w:rFonts w:ascii="Calibri" w:hAnsi="Calibri" w:eastAsia="微软雅黑"/>
+                <w:sz w:val="18"/>
+              </w:rPr>
+              <w:t>（V2.584）</w:t>
             </w:r>
           </w:p>
         </w:tc>

--- a/01_Current_Deliverables/docs/20260903_BOM报价审核/BOM报价审核工具_需求确认书_v1.4_20260909.docx
+++ b/01_Current_Deliverables/docs/20260903_BOM报价审核/BOM报价审核工具_需求确认书_v1.4_20260909.docx
@@ -2435,6 +2435,57 @@
           <w:sz w:val="21"/>
         </w:rPr>
         <w:t>。普通账号仍强制双人。</w:t>
+      </w:r>
+    </w:p>
+    <w:p>
+      <w:pPr>
+        <w:pStyle w:val="ListBullet"/>
+        <w:spacing w:before="0" w:after="40" w:line="276" w:lineRule="auto"/>
+      </w:pPr>
+      <w:r>
+        <w:rPr>
+          <w:rFonts w:ascii="Calibri" w:hAnsi="Calibri" w:eastAsia="微软雅黑"/>
+          <w:b/>
+          <w:sz w:val="21"/>
+        </w:rPr>
+        <w:t>撤回终审要财务BP点头</w:t>
+      </w:r>
+      <w:r>
+        <w:rPr>
+          <w:rFonts w:ascii="Calibri" w:hAnsi="Calibri" w:eastAsia="微软雅黑"/>
+          <w:sz w:val="21"/>
+        </w:rPr>
+        <w:t>（业务方定 2026-09-15，V2.585）：已终审、对外中的版本（财务BP的戳）成本会计</w:t>
+      </w:r>
+      <w:r>
+        <w:rPr>
+          <w:rFonts w:ascii="Calibri" w:hAnsi="Calibri" w:eastAsia="微软雅黑"/>
+          <w:b/>
+          <w:sz w:val="21"/>
+        </w:rPr>
+        <w:t>不能直接撤销、不能直接替换</w:t>
+      </w:r>
+      <w:r>
+        <w:rPr>
+          <w:rFonts w:ascii="Calibri" w:hAnsi="Calibri" w:eastAsia="微软雅黑"/>
+          <w:sz w:val="21"/>
+        </w:rPr>
+        <w:t>——走两步：成本会计「申请撤回终审」（理由必填，申请期间本版照常对外，钉钉发终审人）→ 财务BP「批准撤出」（</w:t>
+      </w:r>
+      <w:r>
+        <w:rPr>
+          <w:rFonts w:ascii="Calibri" w:hAnsi="Calibri" w:eastAsia="微软雅黑"/>
+          <w:b/>
+          <w:sz w:val="21"/>
+        </w:rPr>
+        <w:t>默认＝撤出</w:t>
+      </w:r>
+      <w:r>
+        <w:rPr>
+          <w:rFonts w:ascii="Calibri" w:hAnsi="Calibri" w:eastAsia="微软雅黑"/>
+          <w:sz w:val="21"/>
+        </w:rPr>
+        <w:t>：立即退出对外、退回复核）或「驳回」（理由必填，继续对外）；申请人不得自批，主管理员例外可直接撤。补录/导入自封戳的版本不受此限。⛔ 不用独立授权码（码一共享控制就没了）。🔲 「修正·不断粮」模式（批准后旧版继续对外、修正版终审通过那刻切换）后补。</w:t>
       </w:r>
     </w:p>
     <w:p>
@@ -10326,7 +10377,22 @@
                 <w:rFonts w:ascii="Calibri" w:hAnsi="Calibri" w:eastAsia="微软雅黑"/>
                 <w:sz w:val="18"/>
               </w:rPr>
-              <w:t>（V2.584）</w:t>
+              <w:t>（V2.584）；</w:t>
+            </w:r>
+            <w:r>
+              <w:rPr>
+                <w:rFonts w:ascii="Calibri" w:hAnsi="Calibri" w:eastAsia="微软雅黑"/>
+                <w:b/>
+                <w:sz w:val="18"/>
+              </w:rPr>
+              <w:t>撤回终审两步（成本会计申请→财务BP批准，默认撤出；已终审对外版不可单方面撤销/替换）</w:t>
+            </w:r>
+            <w:r>
+              <w:rPr>
+                <w:rFonts w:ascii="Calibri" w:hAnsi="Calibri" w:eastAsia="微软雅黑"/>
+                <w:sz w:val="18"/>
+              </w:rPr>
+              <w:t>（V2.585，§2.3）</w:t>
             </w:r>
           </w:p>
         </w:tc>

--- a/01_Current_Deliverables/docs/20260903_BOM报价审核/BOM报价审核工具_需求确认书_v1.4_20260909.docx
+++ b/01_Current_Deliverables/docs/20260903_BOM报价审核/BOM报价审核工具_需求确认书_v1.4_20260909.docx
@@ -5077,7 +5077,37 @@
           <w:rFonts w:ascii="Calibri" w:hAnsi="Calibri" w:eastAsia="微软雅黑"/>
           <w:sz w:val="21"/>
         </w:rPr>
-        <w:t>：OA 那一下（同意/回退）本身；成本会计改完重传 OA 表单。⛔ 工具永不替人在 OA 点同意/退回（钉钉也无「回退到节点」接口）。🔲 「回退到上一节点」的钉钉信号待用真实退回单核对一次。</w:t>
+        <w:t xml:space="preserve">：OA 那一下（同意/回退）本身；成本会计改完重传 OA 表单。⛔ 工具永不替人在 OA 点同意/退回（钉钉也无「回退到节点」接口）。✅ 「回退」信号已用 27725 真实回退（09-04）实证（V2.586）：钉钉记 </w:t>
+      </w:r>
+      <w:r>
+        <w:rPr>
+          <w:rFonts w:ascii="Consolas" w:hAnsi="Consolas" w:eastAsia="Consolas"/>
+          <w:color w:val="1F4E79"/>
+          <w:sz w:val="20"/>
+        </w:rPr>
+        <w:t>REDIRECT_PROCESS</w:t>
+      </w:r>
+      <w:r>
+        <w:rPr>
+          <w:rFonts w:ascii="Calibri" w:hAnsi="Calibri" w:eastAsia="微软雅黑"/>
+          <w:sz w:val="21"/>
+        </w:rPr>
+        <w:t>、财务经理节点任务变 CANCELED、成本核算节点冒出新任务——工具按此识别，取回退人与备注；同节点转交、更早节点的人回退不算。</w:t>
+      </w:r>
+      <w:r>
+        <w:rPr>
+          <w:rFonts w:ascii="Calibri" w:hAnsi="Calibri" w:eastAsia="微软雅黑"/>
+          <w:b/>
+          <w:sz w:val="21"/>
+        </w:rPr>
+        <w:t>回退时请在钉钉备注写 CP 码 + 原因</w:t>
+      </w:r>
+      <w:r>
+        <w:rPr>
+          <w:rFonts w:ascii="Calibri" w:hAnsi="Calibri" w:eastAsia="微软雅黑"/>
+          <w:sz w:val="21"/>
+        </w:rPr>
+        <w:t>。</w:t>
       </w:r>
     </w:p>
     <w:p>

--- a/01_Current_Deliverables/docs/20260903_BOM报价审核/BOM报价审核工具_需求确认书_v1.4_20260909.docx
+++ b/01_Current_Deliverables/docs/20260903_BOM报价审核/BOM报价审核工具_需求确认书_v1.4_20260909.docx
@@ -5537,37 +5537,37 @@
           <w:rFonts w:ascii="Calibri" w:hAnsi="Calibri" w:eastAsia="微软雅黑"/>
           <w:sz w:val="21"/>
         </w:rPr>
-        <w:t xml:space="preserve"> ⛔：官方不给接口（实证 </w:t>
-      </w:r>
-      <w:r>
-        <w:rPr>
-          <w:rFonts w:ascii="Consolas" w:hAnsi="Consolas" w:eastAsia="Consolas"/>
-          <w:color w:val="1F4E79"/>
-          <w:sz w:val="20"/>
-        </w:rPr>
-        <w:t>cspace/preview</w:t>
-      </w:r>
-      <w:r>
-        <w:rPr>
-          <w:rFonts w:ascii="Calibri" w:hAnsi="Calibri" w:eastAsia="微软雅黑"/>
-          <w:sz w:val="21"/>
-        </w:rPr>
-        <w:t xml:space="preserve"> 授权这一步就回 400020，换审批人、评论者本人都一样，与权限无关）→ 工具显性列出 </w:t>
-      </w:r>
-      <w:r>
-        <w:rPr>
-          <w:rFonts w:ascii="Consolas" w:hAnsi="Consolas" w:eastAsia="Consolas"/>
-          <w:color w:val="1F4E79"/>
-          <w:sz w:val="20"/>
-        </w:rPr>
-        <w:t>commentPending</w:t>
-      </w:r>
-      <w:r>
-        <w:rPr>
-          <w:rFonts w:ascii="Calibri" w:hAnsi="Calibri" w:eastAsia="微软雅黑"/>
-          <w:sz w:val="21"/>
-        </w:rPr>
-        <w:t>，人工从 OA 后台下载后上传。</w:t>
+        <w:t xml:space="preserve"> ✅（2026-10-06 实测更正）：评论区补传的附件</w:t>
+      </w:r>
+      <w:r>
+        <w:rPr>
+          <w:rFonts w:ascii="Calibri" w:hAnsi="Calibri" w:eastAsia="微软雅黑"/>
+          <w:b/>
+          <w:sz w:val="21"/>
+        </w:rPr>
+        <w:t>现在能取到</w:t>
+      </w:r>
+      <w:r>
+        <w:rPr>
+          <w:rFonts w:ascii="Calibri" w:hAnsi="Calibri" w:eastAsia="微软雅黑"/>
+          <w:sz w:val="21"/>
+        </w:rPr>
+        <w:t>，走常规下载接口即可——350508 评论区四个取到三个；此前取不到的 251965、027725、020869 的评论区附件重测也都能取。早先一律回 400020「无访问权限」，自 2026-09-06 应用开通 Storage.DownloadInfo.Read 之后的某个时点起可取，</w:t>
+      </w:r>
+      <w:r>
+        <w:rPr>
+          <w:rFonts w:ascii="Calibri" w:hAnsi="Calibri" w:eastAsia="微软雅黑"/>
+          <w:b/>
+          <w:sz w:val="21"/>
+        </w:rPr>
+        <w:t>确切原因未查明</w:t>
+      </w:r>
+      <w:r>
+        <w:rPr>
+          <w:rFonts w:ascii="Calibri" w:hAnsi="Calibri" w:eastAsia="微软雅黑"/>
+          <w:sz w:val="21"/>
+        </w:rPr>
+        <w:t>。取到的评论区采购核算表 / BOM 清单照常参与立项（来源方标「评论区上传」）。仍取不到的（多为评论人删除或撤回后重传的旧件）逐个列出：同一评论人随后传了大小相同且已取到的文件 → 标「重传前的旧件，可忽略」；否则提示从钉钉下载后手工上传。</w:t>
       </w:r>
     </w:p>
     <w:p>

--- a/01_Current_Deliverables/docs/20260903_BOM报价审核/BOM报价审核工具_需求确认书_v1.4_20260909.docx
+++ b/01_Current_Deliverables/docs/20260903_BOM报价审核/BOM报价审核工具_需求确认书_v1.4_20260909.docx
@@ -5568,6 +5568,13 @@
           <w:sz w:val="21"/>
         </w:rPr>
         <w:t>。取到的评论区采购核算表 / BOM 清单照常参与立项（来源方标「评论区上传」）。仍取不到的（多为评论人删除或撤回后重传的旧件）逐个列出：同一评论人随后传了大小相同且已取到的文件 → 标「重传前的旧件，可忽略」；否则提示从钉钉下载后手工上传。</w:t>
+      </w:r>
+      <w:r>
+        <w:rPr>
+          <w:rFonts w:ascii="Calibri" w:hAnsi="Calibri" w:eastAsia="微软雅黑"/>
+          <w:sz w:val="21"/>
+        </w:rPr>
+        <w:t>处理页每组另有「💬 从评论区替换」（V2.839）：列出评论区取到的采购核算表与 BOM 清单（带评论人、时间），人选定后替换本组——旧版标「被替换」留痕；评论区那份若立项时已自成一组则并入本组，不重复入账；研发改 BOM 换了 CP 后缀（-2→-3）也按同名同主码配成替换。不做自动替换（同名不同后缀也可能是并行产品）。</w:t>
       </w:r>
     </w:p>
     <w:p>
